--- a/knowledge/数据结构.docx
+++ b/knowledge/数据结构.docx
@@ -2250,8 +2250,6 @@
           </wp:inline>
         </w:drawing>
       </w:r>
-      <w:bookmarkStart w:id="0" w:name="_GoBack"/>
-      <w:bookmarkEnd w:id="0"/>
     </w:p>
     <w:p>
       <w:pPr>
@@ -3013,6 +3011,29 @@
     <w:p>
       <w:pPr>
         <w:rPr>
+          <w:rFonts w:hint="eastAsia"/>
+          <w:lang w:val="en-US" w:eastAsia="zh-CN"/>
+        </w:rPr>
+      </w:pPr>
+      <w:r>
+        <w:rPr>
+          <w:rFonts w:hint="eastAsia"/>
+          <w:lang w:val="en-US" w:eastAsia="zh-CN"/>
+        </w:rPr>
+        <w:t>每次遍历最小代价节点。</w:t>
+      </w:r>
+    </w:p>
+    <w:p>
+      <w:pPr>
+        <w:rPr>
+          <w:rFonts w:hint="eastAsia"/>
+          <w:lang w:val="en-US" w:eastAsia="zh-CN"/>
+        </w:rPr>
+      </w:pPr>
+    </w:p>
+    <w:p>
+      <w:pPr>
+        <w:rPr>
           <w:rFonts w:hint="default"/>
           <w:lang w:val="en-US" w:eastAsia="zh-CN"/>
         </w:rPr>
@@ -3022,8 +3043,10 @@
           <w:rFonts w:hint="eastAsia"/>
           <w:lang w:val="en-US" w:eastAsia="zh-CN"/>
         </w:rPr>
-        <w:t>每次遍历最小代价节点。</w:t>
-      </w:r>
+        <w:t>//测试文本</w:t>
+      </w:r>
+      <w:bookmarkStart w:id="0" w:name="_GoBack"/>
+      <w:bookmarkEnd w:id="0"/>
     </w:p>
     <w:sectPr>
       <w:pgSz w:w="11906" w:h="16838"/>

--- a/knowledge/数据结构.docx
+++ b/knowledge/数据结构.docx
@@ -922,21 +922,7 @@
         <w:rPr>
           <w:rFonts w:hint="eastAsia"/>
         </w:rPr>
-        <w:t>时间复杂度：最好（基本</w:t>
-      </w:r>
-      <w:proofErr w:type="gramStart"/>
-      <w:r>
-        <w:rPr>
-          <w:rFonts w:hint="eastAsia"/>
-        </w:rPr>
-        <w:t>有序且</w:t>
-      </w:r>
-      <w:proofErr w:type="gramEnd"/>
-      <w:r>
-        <w:rPr>
-          <w:rFonts w:hint="eastAsia"/>
-        </w:rPr>
-        <w:t>步长合理）</w:t>
+        <w:t>时间复杂度：最好（基本有序且步长合理）</w:t>
       </w:r>
       <w:r>
         <w:rPr>
@@ -974,21 +960,7 @@
         <w:rPr>
           <w:rFonts w:hint="eastAsia"/>
         </w:rPr>
-        <w:t>；最坏（</w:t>
-      </w:r>
-      <w:proofErr w:type="gramStart"/>
-      <w:r>
-        <w:rPr>
-          <w:rFonts w:hint="eastAsia"/>
-        </w:rPr>
-        <w:t>逆序且</w:t>
-      </w:r>
-      <w:proofErr w:type="gramEnd"/>
-      <w:r>
-        <w:rPr>
-          <w:rFonts w:hint="eastAsia"/>
-        </w:rPr>
-        <w:t>步长不当）</w:t>
+        <w:t>；最坏（逆序且步长不当）</w:t>
       </w:r>
       <w:r>
         <w:rPr>
@@ -1383,21 +1355,7 @@
         <w:rPr>
           <w:rFonts w:hint="eastAsia"/>
         </w:rPr>
-        <w:t>坏情况（可通过随机化基准或</w:t>
-      </w:r>
-      <w:proofErr w:type="gramStart"/>
-      <w:r>
-        <w:rPr>
-          <w:rFonts w:hint="eastAsia"/>
-        </w:rPr>
-        <w:t>三数取中</w:t>
-      </w:r>
-      <w:proofErr w:type="gramEnd"/>
-      <w:r>
-        <w:rPr>
-          <w:rFonts w:hint="eastAsia"/>
-        </w:rPr>
-        <w:t>避免）。</w:t>
+        <w:t>坏情况（可通过随机化基准或三数取中避免）。</w:t>
       </w:r>
     </w:p>
     <w:p/>
@@ -1456,21 +1414,7 @@
         <w:rPr>
           <w:rFonts w:hint="eastAsia"/>
         </w:rPr>
-        <w:t>组已</w:t>
-      </w:r>
-      <w:proofErr w:type="gramStart"/>
-      <w:r>
-        <w:rPr>
-          <w:rFonts w:hint="eastAsia"/>
-        </w:rPr>
-        <w:t>有序且</w:t>
-      </w:r>
-      <w:proofErr w:type="gramEnd"/>
-      <w:r>
-        <w:rPr>
-          <w:rFonts w:hint="eastAsia"/>
-        </w:rPr>
-        <w:t>基准选最左</w:t>
+        <w:t>组已有序且基准选最左</w:t>
       </w:r>
       <w:r>
         <w:rPr>
@@ -1508,21 +1452,7 @@
         <w:rPr>
           <w:rFonts w:hint="eastAsia"/>
         </w:rPr>
-        <w:t>空间复杂度：递归排序，取决于</w:t>
-      </w:r>
-      <w:proofErr w:type="gramStart"/>
-      <w:r>
-        <w:rPr>
-          <w:rFonts w:hint="eastAsia"/>
-        </w:rPr>
-        <w:t>栈</w:t>
-      </w:r>
-      <w:proofErr w:type="gramEnd"/>
-      <w:r>
-        <w:rPr>
-          <w:rFonts w:hint="eastAsia"/>
-        </w:rPr>
-        <w:t>使用量，</w:t>
+        <w:t>空间复杂度：递归排序，取决于栈使用量，</w:t>
       </w:r>
       <w:r>
         <w:rPr>
@@ -2387,19 +2317,11 @@
         </w:rPr>
         <w:t xml:space="preserve"> </w:t>
       </w:r>
-      <w:proofErr w:type="gramStart"/>
-      <w:r>
-        <w:rPr>
-          <w:rFonts w:hint="eastAsia"/>
-        </w:rPr>
-        <w:t>个</w:t>
-      </w:r>
-      <w:proofErr w:type="gramEnd"/>
-      <w:r>
-        <w:rPr>
-          <w:rFonts w:hint="eastAsia"/>
-        </w:rPr>
-        <w:t>十千</w:t>
+      <w:r>
+        <w:rPr>
+          <w:rFonts w:hint="eastAsia"/>
+        </w:rPr>
+        <w:t>个十千</w:t>
       </w:r>
       <w:r>
         <w:rPr>
@@ -2488,16 +2410,8 @@
         <w:rPr>
           <w:rFonts w:hint="eastAsia"/>
         </w:rPr>
-        <w:t>可以用</w:t>
-      </w:r>
-      <w:proofErr w:type="gramStart"/>
-      <w:r>
-        <w:rPr>
-          <w:rFonts w:hint="eastAsia"/>
-        </w:rPr>
-        <w:t>栈</w:t>
-      </w:r>
-      <w:proofErr w:type="gramEnd"/>
+        <w:t>可以用栈</w:t>
+      </w:r>
     </w:p>
     <w:p>
       <w:pPr>
@@ -2538,19 +2452,11 @@
           <w:numId w:val="2"/>
         </w:numPr>
       </w:pPr>
-      <w:proofErr w:type="gramStart"/>
-      <w:r>
-        <w:rPr>
-          <w:rFonts w:hint="eastAsia"/>
-        </w:rPr>
-        <w:t>找离源点</w:t>
-      </w:r>
-      <w:proofErr w:type="gramEnd"/>
-      <w:r>
-        <w:rPr>
-          <w:rFonts w:hint="eastAsia"/>
-        </w:rPr>
-        <w:t>最近节点记录（相距节点个数最少）</w:t>
+      <w:r>
+        <w:rPr>
+          <w:rFonts w:hint="eastAsia"/>
+        </w:rPr>
+        <w:t>找离源点最近节点记录（相距节点个数最少）</w:t>
       </w:r>
     </w:p>
     <w:p>
@@ -2564,21 +2470,7 @@
         <w:rPr>
           <w:rFonts w:hint="eastAsia"/>
         </w:rPr>
-        <w:t>更新</w:t>
-      </w:r>
-      <w:proofErr w:type="gramStart"/>
-      <w:r>
-        <w:rPr>
-          <w:rFonts w:hint="eastAsia"/>
-        </w:rPr>
-        <w:t>未访问</w:t>
-      </w:r>
-      <w:proofErr w:type="gramEnd"/>
-      <w:r>
-        <w:rPr>
-          <w:rFonts w:hint="eastAsia"/>
-        </w:rPr>
-        <w:t>节点到源点距离</w:t>
+        <w:t>更新未访问节点到源点距离</w:t>
       </w:r>
     </w:p>
     <w:p/>
@@ -2716,6 +2608,26 @@
     </w:p>
     <w:p/>
     <w:p>
+      <w:r>
+        <w:rPr>
+          <w:rFonts w:hint="eastAsia"/>
+        </w:rPr>
+        <w:t>//</w:t>
+      </w:r>
+      <w:r>
+        <w:rPr>
+          <w:rFonts w:hint="eastAsia"/>
+        </w:rPr>
+        <w:t>测试文本</w:t>
+      </w:r>
+      <w:r>
+        <w:rPr>
+          <w:rFonts w:hint="eastAsia"/>
+        </w:rPr>
+        <w:t>111</w:t>
+      </w:r>
+    </w:p>
+    <w:p>
       <w:pPr>
         <w:rPr>
           <w:rFonts w:hint="eastAsia"/>
@@ -2725,19 +2637,7 @@
         <w:rPr>
           <w:rFonts w:hint="eastAsia"/>
         </w:rPr>
-        <w:t>//</w:t>
-      </w:r>
-      <w:r>
-        <w:rPr>
-          <w:rFonts w:hint="eastAsia"/>
-        </w:rPr>
-        <w:t>测试文本</w:t>
-      </w:r>
-      <w:r>
-        <w:rPr>
-          <w:rFonts w:hint="eastAsia"/>
-        </w:rPr>
-        <w:t>111</w:t>
+        <w:t>12121</w:t>
       </w:r>
     </w:p>
     <w:sectPr>
